--- a/src/os/reference.docx
+++ b/src/os/reference.docx
@@ -203,7 +203,7 @@
                 <w:szCs w:val="18"/>
                 <w:rtl w:val="0"/>
               </w:rPr>
-              <w:t xml:space="preserve"> 291, 191 | Meia Praia, Itapema - SC        WhatsApp: (47) 99186-8646        </w:t>
+              <w:t xml:space="preserve"> 295, 191 | Meia Praia, Itapema - SC        WhatsApp: (47) 99186-8646        </w:t>
             </w:r>
             <w:r>
               <w:rPr>

--- a/src/os/reference.docx
+++ b/src/os/reference.docx
@@ -39,79 +39,48 @@
     </w:p>
     <w:tbl>
       <w:tblPr>
-        <w:tblStyle w:val="Table1"/>
-        <w:tblW w:w="10601.0" w:type="dxa"/>
+        <w:tblW w:w="10600" w:type="dxa"/>
         <w:jc w:val="center"/>
         <w:tblLayout w:type="fixed"/>
         <w:tblLook w:val="0400"/>
       </w:tblPr>
       <w:tblGrid>
-        <w:gridCol w:w="10601"/>
-        <w:tblGridChange w:id="0">
-          <w:tblGrid>
-            <w:gridCol w:w="10601"/>
-          </w:tblGrid>
-        </w:tblGridChange>
+        <w:gridCol w:w="4200"/>
+        <w:gridCol w:w="6400"/>
       </w:tblGrid>
       <w:tr>
         <w:trPr>
-          <w:cantSplit w:val="0"/>
-          <w:trHeight w:val="1332" w:hRule="atLeast"/>
-          <w:tblHeader w:val="0"/>
+          <w:cantSplit/>
+          <w:trHeight w:val="900" w:hRule="atLeast"/>
         </w:trPr>
         <w:tc>
           <w:tcPr>
-            <w:tcBorders>
-              <w:top w:color="000000" w:space="0" w:sz="8" w:val="single"/>
-              <w:left w:color="000000" w:space="0" w:sz="8" w:val="single"/>
-              <w:bottom w:color="000000" w:space="0" w:sz="8" w:val="single"/>
-              <w:right w:color="000000" w:space="0" w:sz="8" w:val="single"/>
-            </w:tcBorders>
-            <w:tcMar>
-              <w:top w:w="40" w:type="dxa"/>
-              <w:bottom w:w="30" w:type="dxa"/>
-              <w:start w:w="70" w:type="dxa"/>
-              <w:end w:w="70" w:type="dxa"/>
-            </w:tcMar>
-            <w:vAlign w:val="center"/>
-          </w:tcPr>
-          <w:p>
-            <w:pPr>
-              <w:spacing w:after="0" w:before="0" w:line="240" w:lineRule="auto"/>
-              <w:jc w:val="center"/>
-              <w:rPr>
-                <w:sz w:val="22"/>
-                <w:szCs w:val="22"/>
-              </w:rPr>
-            </w:pPr>
-            <w:r>
-              <w:rPr>
-                <w:rFonts w:ascii="Arial" w:hAnsi="Arial"/>
-                <w:sz w:val="16"/>
-                <w:rtl w:val="0"/>
-              </w:rPr>
-            </w:r>
-          </w:p>
-          <w:p>
-            <w:pPr>
-              <w:spacing w:after="0" w:before="0" w:line="240" w:lineRule="auto"/>
-              <w:jc w:val="center"/>
-              <w:rPr>
-                <w:sz w:val="22"/>
-                <w:szCs w:val="22"/>
-              </w:rPr>
-            </w:pPr>
-            <w:r>
-              <w:rPr>
-                <w:rFonts w:ascii="Arial" w:hAnsi="Arial"/>
-                <w:sz w:val="16"/>
-                <w:szCs w:val="22"/>
-              </w:rPr>
+            <w:tcW w:type="dxa" w:w="4200"/>
+            <w:tcBorders>
+              <w:top w:val="single" w:sz="6" w:color="000000"/>
+              <w:left w:val="single" w:sz="6" w:color="000000"/>
+              <w:bottom w:val="single" w:sz="6" w:color="000000"/>
+              <w:right w:val="nil"/>
+            </w:tcBorders>
+            <w:tcMar>
+              <w:top w:w="45" w:type="dxa"/>
+              <w:start w:w="90" w:type="dxa"/>
+              <w:bottom w:w="45" w:type="dxa"/>
+              <w:end w:w="90" w:type="dxa"/>
+            </w:tcMar>
+            <w:vAlign w:val="center"/>
+          </w:tcPr>
+          <w:p>
+            <w:pPr>
+              <w:spacing w:before="0" w:after="0" w:line="240" w:lineRule="auto"/>
+              <w:jc w:val="left"/>
+            </w:pPr>
+            <w:r>
               <w:drawing>
-                <wp:inline distB="114300" distT="114300" distL="114300" distR="114300">
+                <wp:inline distB="0" distT="0" distL="0" distR="0">
                   <wp:extent cx="2203054" cy="474075"/>
                   <wp:effectExtent b="0" l="0" r="0" t="0"/>
-                  <wp:docPr id="1" name="image1.png" descr="Logotipo Waterfall Company Brazil"/>
+                  <wp:docPr id="1" name="logo1.png" descr="Logotipo Waterfall Company Brazil"/>
                   <a:graphic>
                     <a:graphicData uri="http://schemas.openxmlformats.org/drawingml/2006/picture">
                       <pic:pic>
@@ -140,111 +109,62 @@
                 </wp:inline>
               </w:drawing>
             </w:r>
-            <w:r>
-              <w:rPr>
-                <w:rFonts w:ascii="Arial" w:hAnsi="Arial"/>
+          </w:p>
+        </w:tc>
+        <w:tc>
+          <w:tcPr>
+            <w:tcW w:type="dxa" w:w="6400"/>
+            <w:tcBorders>
+              <w:top w:val="single" w:sz="6" w:color="000000"/>
+              <w:left w:val="nil"/>
+              <w:bottom w:val="single" w:sz="6" w:color="000000"/>
+              <w:right w:val="single" w:sz="6" w:color="000000"/>
+            </w:tcBorders>
+            <w:tcMar>
+              <w:top w:w="45" w:type="dxa"/>
+              <w:start w:w="90" w:type="dxa"/>
+              <w:bottom w:w="45" w:type="dxa"/>
+              <w:end w:w="90" w:type="dxa"/>
+            </w:tcMar>
+            <w:vAlign w:val="center"/>
+          </w:tcPr>
+          <w:p>
+            <w:pPr>
+              <w:spacing w:before="0" w:after="0" w:line="240" w:lineRule="auto"/>
+              <w:jc w:val="right"/>
+            </w:pPr>
+            <w:r>
+              <w:rPr>
+                <w:rFonts w:ascii="Arial" w:hAnsi="Arial"/>
+                <w:b/>
                 <w:sz w:val="16"/>
-                <w:rtl w:val="0"/>
-              </w:rPr>
-            </w:r>
-          </w:p>
-          <w:p>
-            <w:pPr>
-              <w:spacing w:after="0" w:before="0" w:line="240" w:lineRule="auto"/>
-              <w:jc w:val="center"/>
-              <w:rPr>
-                <w:b w:val="1"/>
-                <w:bCs w:val="1"/>
-                <w:sz w:val="18"/>
-                <w:szCs w:val="18"/>
-              </w:rPr>
-            </w:pPr>
-            <w:r>
-              <w:rPr>
-                <w:rFonts w:ascii="Arial" w:hAnsi="Arial"/>
-                <w:b/>
-                <w:bCs w:val="1"/>
+                <w:szCs w:val="16"/>
+              </w:rPr>
+              <w:t xml:space="preserve">Rua 295, 191 | Meia Praia, Itapema - SC</w:t>
+            </w:r>
+            <w:r>
+              <w:br/>
+            </w:r>
+            <w:r>
+              <w:rPr>
+                <w:rFonts w:ascii="Arial" w:hAnsi="Arial"/>
+                <w:b w:val="0"/>
                 <w:sz w:val="16"/>
-                <w:szCs w:val="22"/>
-                <w:rtl w:val="0"/>
-              </w:rPr>
-              <w:t xml:space="preserve"> </w:t>
-            </w:r>
-            <w:r>
-              <w:rPr>
-                <w:rFonts w:ascii="Arial" w:cs="Arial" w:eastAsia="Arial" w:hAnsi="Arial"/>
-                <w:b/>
-                <w:bCs w:val="1"/>
-                <w:color w:val="000000"/>
+                <w:szCs w:val="16"/>
+              </w:rPr>
+              <w:t xml:space="preserve">WhatsApp: (47) 99186-8646</w:t>
+            </w:r>
+            <w:r>
+              <w:br/>
+            </w:r>
+            <w:r>
+              <w:rPr>
+                <w:rFonts w:ascii="Arial" w:hAnsi="Arial"/>
+                <w:b w:val="0"/>
                 <w:sz w:val="16"/>
-                <w:szCs w:val="22"/>
-                <w:rtl w:val="0"/>
-              </w:rPr>
-              <w:br w:type="textWrapping"/>
-            </w:r>
-            <w:r>
-              <w:rPr>
-                <w:rFonts w:ascii="Arial" w:cs="Arial" w:eastAsia="Arial" w:hAnsi="Arial"/>
-                <w:b/>
-                <w:bCs w:val="1"/>
-                <w:color w:val="000000"/>
-                <w:sz w:val="16"/>
-                <w:szCs w:val="18"/>
-                <w:rtl w:val="0"/>
-              </w:rPr>
-              <w:t xml:space="preserve">Rua</w:t>
-            </w:r>
-            <w:r>
-              <w:rPr>
-                <w:rFonts w:ascii="Arial" w:hAnsi="Arial"/>
-                <w:b/>
-                <w:bCs w:val="1"/>
-                <w:sz w:val="16"/>
-                <w:szCs w:val="18"/>
-                <w:rtl w:val="0"/>
-              </w:rPr>
-              <w:t xml:space="preserve"> 295, 191 | Meia Praia, Itapema - SC        WhatsApp: (47) 99186-8646        </w:t>
-            </w:r>
-            <w:r>
-              <w:rPr>
-                <w:rFonts w:ascii="Arial" w:hAnsi="Arial"/>
-                <w:b/>
-                <w:bCs w:val="1"/>
-                <w:sz w:val="16"/>
-                <w:szCs w:val="18"/>
-                <w:rtl w:val="0"/>
-              </w:rPr>
-              <w:t xml:space="preserve">www.waterfall.ind.br  </w:t>
-            </w:r>
-            <w:r>
-              <w:rPr>
-                <w:rFonts w:ascii="Arial" w:hAnsi="Arial"/>
-                <w:b/>
-                <w:bCs w:val="1"/>
-                <w:sz w:val="16"/>
-                <w:szCs w:val="18"/>
-                <w:rtl w:val="0"/>
-              </w:rPr>
-              <w:t xml:space="preserve">     @waterfallcompanybr</w:t>
-            </w:r>
-          </w:p>
-          <w:p>
-            <w:pPr>
-              <w:spacing w:after="0" w:before="0" w:line="240" w:lineRule="auto"/>
-              <w:jc w:val="center"/>
-              <w:rPr>
-                <w:b w:val="1"/>
-                <w:bCs w:val="1"/>
-                <w:sz w:val="18"/>
-                <w:szCs w:val="18"/>
-              </w:rPr>
-            </w:pPr>
-            <w:r>
-              <w:rPr>
-                <w:rFonts w:ascii="Arial" w:hAnsi="Arial"/>
-                <w:sz w:val="16"/>
-                <w:rtl w:val="0"/>
-              </w:rPr>
+                <w:szCs w:val="16"/>
+              </w:rPr>
+              <w:t xml:space="preserve">www.waterfall.ind.br   ·   @waterfallcompanybr</w:t>
             </w:r>
           </w:p>
         </w:tc>
@@ -411,45 +331,6 @@
                 <w:sz w:val="16"/>
               </w:rPr>
               <w:t>STATUS:  [ ] Aberta  [ ] Concluída</w:t>
-            </w:r>
-          </w:p>
-        </w:tc>
-      </w:tr>
-      <w:tr>
-        <w:trPr>
-          <w:trHeight w:val="272" w:hRule="atLeast"/>
-        </w:trPr>
-        <w:tc>
-          <w:tcPr>
-            <w:tcW w:type="dxa" w:w="10600"/>
-            <w:gridSpan w:val="4"/>
-            <w:tcBorders>
-              <w:top w:val="single" w:sz="6" w:color="000000"/>
-              <w:left w:val="single" w:sz="6" w:color="000000"/>
-              <w:bottom w:val="single" w:sz="6" w:color="000000"/>
-              <w:right w:val="single" w:sz="6" w:color="000000"/>
-            </w:tcBorders>
-            <w:tcMar>
-              <w:top w:w="45" w:type="dxa"/>
-              <w:start w:w="90" w:type="dxa"/>
-              <w:bottom w:w="45" w:type="dxa"/>
-              <w:end w:w="90" w:type="dxa"/>
-            </w:tcMar>
-            <w:vAlign w:val="center"/>
-          </w:tcPr>
-          <w:p>
-            <w:pPr>
-              <w:spacing w:before="0" w:after="0" w:line="240" w:lineRule="auto"/>
-              <w:jc w:val="left"/>
-            </w:pPr>
-            <w:r/>
-            <w:r>
-              <w:rPr>
-                <w:rFonts w:ascii="Arial" w:hAnsi="Arial"/>
-                <w:b/>
-                <w:sz w:val="15"/>
-              </w:rPr>
-              <w:t>TIPO DE ATENDIMENTO:   [ ] Instalação   [ ] Manutenção   [ ] Troca de filtro   [ ] Visita técnica</w:t>
             </w:r>
           </w:p>
         </w:tc>
@@ -1195,77 +1076,6 @@
                 <w:sz w:val="15"/>
               </w:rPr>
               <w:t>Defeito relatado pelo cliente:</w:t>
-            </w:r>
-          </w:p>
-        </w:tc>
-      </w:tr>
-      <w:tr>
-        <w:trPr>
-          <w:trHeight w:val="578" w:hRule="atLeast"/>
-        </w:trPr>
-        <w:tc>
-          <w:tcPr>
-            <w:tcW w:type="dxa" w:w="5300"/>
-            <w:tcBorders>
-              <w:top w:val="single" w:sz="6" w:color="000000"/>
-              <w:left w:val="single" w:sz="6" w:color="000000"/>
-              <w:bottom w:val="single" w:sz="6" w:color="000000"/>
-              <w:right w:val="single" w:sz="6" w:color="000000"/>
-            </w:tcBorders>
-            <w:tcMar>
-              <w:top w:w="45" w:type="dxa"/>
-              <w:start w:w="90" w:type="dxa"/>
-              <w:bottom w:w="45" w:type="dxa"/>
-              <w:end w:w="90" w:type="dxa"/>
-            </w:tcMar>
-            <w:vAlign w:val="top"/>
-          </w:tcPr>
-          <w:p>
-            <w:pPr>
-              <w:spacing w:before="0" w:after="0" w:line="240" w:lineRule="auto"/>
-              <w:jc w:val="left"/>
-            </w:pPr>
-            <w:r/>
-            <w:r>
-              <w:rPr>
-                <w:rFonts w:ascii="Arial" w:hAnsi="Arial"/>
-                <w:b w:val="0"/>
-                <w:sz w:val="15"/>
-              </w:rPr>
-              <w:t>Diagnóstico técnico:</w:t>
-            </w:r>
-          </w:p>
-        </w:tc>
-        <w:tc>
-          <w:tcPr>
-            <w:tcW w:type="dxa" w:w="5300"/>
-            <w:tcBorders>
-              <w:top w:val="single" w:sz="6" w:color="000000"/>
-              <w:left w:val="single" w:sz="6" w:color="000000"/>
-              <w:bottom w:val="single" w:sz="6" w:color="000000"/>
-              <w:right w:val="single" w:sz="6" w:color="000000"/>
-            </w:tcBorders>
-            <w:tcMar>
-              <w:top w:w="45" w:type="dxa"/>
-              <w:start w:w="90" w:type="dxa"/>
-              <w:bottom w:w="45" w:type="dxa"/>
-              <w:end w:w="90" w:type="dxa"/>
-            </w:tcMar>
-            <w:vAlign w:val="top"/>
-          </w:tcPr>
-          <w:p>
-            <w:pPr>
-              <w:spacing w:before="0" w:after="0" w:line="240" w:lineRule="auto"/>
-              <w:jc w:val="left"/>
-            </w:pPr>
-            <w:r/>
-            <w:r>
-              <w:rPr>
-                <w:rFonts w:ascii="Arial" w:hAnsi="Arial"/>
-                <w:b w:val="0"/>
-                <w:sz w:val="15"/>
-              </w:rPr>
-              <w:t>Serviço executado / observações:</w:t>
             </w:r>
           </w:p>
         </w:tc>
@@ -2412,58 +2222,27 @@
           </w:p>
         </w:tc>
       </w:tr>
-    </w:tbl>
-    <w:p>
-      <w:pPr>
-        <w:spacing w:after="0" w:before="0" w:line="240" w:lineRule="auto"/>
-        <w:jc w:val="left"/>
-        <w:rPr/>
-      </w:pPr>
-      <w:r>
-        <w:rPr>
-          <w:rFonts w:ascii="Arial" w:hAnsi="Arial"/>
-          <w:b w:val="0"/>
-          <w:sz w:val="3"/>
-          <w:rtl w:val="0"/>
-        </w:rPr>
-      </w:r>
-    </w:p>
-    <w:tbl>
-      <w:tblPr>
-        <w:tblW w:type="dxa" w:w="10600"/>
-        <w:jc w:val="center"/>
-        <w:tblLayout w:type="fixed"/>
-        <w:tblLook w:firstColumn="1" w:firstRow="1" w:lastColumn="0" w:lastRow="0" w:noHBand="0" w:noVBand="1" w:val="04A0"/>
-      </w:tblPr>
-      <w:tblGrid>
-        <w:gridCol w:w="3500"/>
-        <w:gridCol w:w="1500"/>
-        <w:gridCol w:w="2600"/>
-        <w:gridCol w:w="3000"/>
-      </w:tblGrid>
       <w:tr>
         <w:trPr>
-          <w:trHeight w:val="215" w:hRule="atLeast"/>
-          <w:tblHeader w:val="true"/>
+          <w:trHeight w:val="272" w:hRule="atLeast"/>
         </w:trPr>
         <w:tc>
           <w:tcPr>
-            <w:tcW w:type="dxa" w:w="10600"/>
-            <w:gridSpan w:val="4"/>
-            <w:tcBorders>
-              <w:top w:val="single" w:sz="6" w:color="000000"/>
-              <w:left w:val="single" w:sz="6" w:color="000000"/>
-              <w:bottom w:val="single" w:sz="6" w:color="000000"/>
-              <w:right w:val="single" w:sz="6" w:color="000000"/>
-            </w:tcBorders>
-            <w:tcMar>
-              <w:top w:w="35" w:type="dxa"/>
-              <w:start w:w="85" w:type="dxa"/>
-              <w:bottom w:w="35" w:type="dxa"/>
-              <w:end w:w="85" w:type="dxa"/>
-            </w:tcMar>
-            <w:vAlign w:val="center"/>
-            <w:shd w:fill="E8E8E8" w:val="clear"/>
+            <w:tcW w:type="dxa" w:w="8900"/>
+            <w:gridSpan w:val="5"/>
+            <w:tcBorders>
+              <w:top w:val="single" w:sz="6" w:color="000000"/>
+              <w:left w:val="single" w:sz="6" w:color="000000"/>
+              <w:bottom w:val="single" w:sz="6" w:color="000000"/>
+              <w:right w:val="single" w:sz="6" w:color="000000"/>
+            </w:tcBorders>
+            <w:tcMar>
+              <w:top w:w="45" w:type="dxa"/>
+              <w:start w:w="90" w:type="dxa"/>
+              <w:bottom w:w="45" w:type="dxa"/>
+              <w:end w:w="90" w:type="dxa"/>
+            </w:tcMar>
+            <w:vAlign w:val="center"/>
           </w:tcPr>
           <w:p>
             <w:pPr>
@@ -2477,255 +2256,40 @@
                 <w:b/>
                 <w:sz w:val="16"/>
               </w:rPr>
-              <w:t>4. PAGAMENTO</w:t>
-            </w:r>
-          </w:p>
-        </w:tc>
-      </w:tr>
-      <w:tr>
-        <w:trPr>
-          <w:trHeight w:val="283" w:hRule="atLeast"/>
-        </w:trPr>
-        <w:tc>
-          <w:tcPr>
-            <w:tcW w:type="dxa" w:w="10600"/>
-            <w:gridSpan w:val="4"/>
-            <w:tcBorders>
-              <w:top w:val="single" w:sz="6" w:color="000000"/>
-              <w:left w:val="single" w:sz="6" w:color="000000"/>
-              <w:bottom w:val="single" w:sz="6" w:color="000000"/>
-              <w:right w:val="single" w:sz="6" w:color="000000"/>
-            </w:tcBorders>
-            <w:tcMar>
-              <w:top w:w="45" w:type="dxa"/>
-              <w:start w:w="90" w:type="dxa"/>
-              <w:bottom w:w="45" w:type="dxa"/>
-              <w:end w:w="90" w:type="dxa"/>
-            </w:tcMar>
-            <w:vAlign w:val="center"/>
-          </w:tcPr>
-          <w:p>
-            <w:pPr>
-              <w:spacing w:before="0" w:after="0" w:line="240" w:lineRule="auto"/>
-              <w:jc w:val="left"/>
-            </w:pPr>
-            <w:r/>
-            <w:r>
-              <w:rPr>
-                <w:rFonts w:ascii="Arial" w:hAnsi="Arial"/>
-                <w:b w:val="0"/>
-                <w:sz w:val="15"/>
-              </w:rPr>
-              <w:t>Forma:  [ ] PIX   [ ] Crédito   [ ] Débito   [ ] Dinheiro   [ ] Boleto   [ ] Transferência</w:t>
-            </w:r>
-          </w:p>
-        </w:tc>
-      </w:tr>
-      <w:tr>
-        <w:trPr>
-          <w:trHeight w:val="295" w:hRule="atLeast"/>
-        </w:trPr>
-        <w:tc>
-          <w:tcPr>
-            <w:tcW w:type="dxa" w:w="3500"/>
-            <w:tcBorders>
-              <w:top w:val="single" w:sz="6" w:color="000000"/>
-              <w:left w:val="single" w:sz="6" w:color="000000"/>
-              <w:bottom w:val="single" w:sz="6" w:color="000000"/>
-              <w:right w:val="single" w:sz="6" w:color="000000"/>
-            </w:tcBorders>
-            <w:tcMar>
-              <w:top w:w="45" w:type="dxa"/>
-              <w:start w:w="90" w:type="dxa"/>
-              <w:bottom w:w="45" w:type="dxa"/>
-              <w:end w:w="90" w:type="dxa"/>
-            </w:tcMar>
-            <w:vAlign w:val="center"/>
-          </w:tcPr>
-          <w:p>
-            <w:pPr>
-              <w:spacing w:before="0" w:after="0" w:line="240" w:lineRule="auto"/>
-              <w:jc w:val="left"/>
-            </w:pPr>
-            <w:r/>
-            <w:r>
-              <w:rPr>
-                <w:rFonts w:ascii="Arial" w:hAnsi="Arial"/>
-                <w:b w:val="0"/>
-                <w:sz w:val="15"/>
-              </w:rPr>
-              <w:t>Condição:  [ ] À vista  [ ] Parcelado</w:t>
-            </w:r>
-          </w:p>
-        </w:tc>
-        <w:tc>
-          <w:tcPr>
-            <w:tcW w:type="dxa" w:w="1500"/>
-            <w:tcBorders>
-              <w:top w:val="single" w:sz="6" w:color="000000"/>
-              <w:left w:val="single" w:sz="6" w:color="000000"/>
-              <w:bottom w:val="single" w:sz="6" w:color="000000"/>
-              <w:right w:val="single" w:sz="6" w:color="000000"/>
-            </w:tcBorders>
-            <w:tcMar>
-              <w:top w:w="45" w:type="dxa"/>
-              <w:start w:w="90" w:type="dxa"/>
-              <w:bottom w:w="45" w:type="dxa"/>
-              <w:end w:w="90" w:type="dxa"/>
-            </w:tcMar>
-            <w:vAlign w:val="center"/>
-          </w:tcPr>
-          <w:p>
-            <w:pPr>
-              <w:spacing w:before="0" w:after="0" w:line="240" w:lineRule="auto"/>
-              <w:jc w:val="left"/>
-            </w:pPr>
-            <w:r/>
-            <w:r>
-              <w:rPr>
-                <w:rFonts w:ascii="Arial" w:hAnsi="Arial"/>
-                <w:b w:val="0"/>
-                <w:sz w:val="15"/>
-              </w:rPr>
-              <w:t>Parcelas:</w:t>
-            </w:r>
-          </w:p>
-        </w:tc>
-        <w:tc>
-          <w:tcPr>
-            <w:tcW w:type="dxa" w:w="2600"/>
-            <w:tcBorders>
-              <w:top w:val="single" w:sz="6" w:color="000000"/>
-              <w:left w:val="single" w:sz="6" w:color="000000"/>
-              <w:bottom w:val="single" w:sz="6" w:color="000000"/>
-              <w:right w:val="single" w:sz="6" w:color="000000"/>
-            </w:tcBorders>
-            <w:tcMar>
-              <w:top w:w="45" w:type="dxa"/>
-              <w:start w:w="90" w:type="dxa"/>
-              <w:bottom w:w="45" w:type="dxa"/>
-              <w:end w:w="90" w:type="dxa"/>
-            </w:tcMar>
-            <w:vAlign w:val="center"/>
-          </w:tcPr>
-          <w:p>
-            <w:pPr>
-              <w:spacing w:before="0" w:after="0" w:line="240" w:lineRule="auto"/>
-              <w:jc w:val="left"/>
-            </w:pPr>
-            <w:r/>
-            <w:r>
-              <w:rPr>
-                <w:rFonts w:ascii="Arial" w:hAnsi="Arial"/>
-                <w:b w:val="0"/>
-                <w:sz w:val="15"/>
-              </w:rPr>
-              <w:t>1º vencimento:</w:t>
-            </w:r>
-          </w:p>
-        </w:tc>
-        <w:tc>
-          <w:tcPr>
-            <w:tcW w:type="dxa" w:w="3000"/>
-            <w:tcBorders>
-              <w:top w:val="single" w:sz="6" w:color="000000"/>
-              <w:left w:val="single" w:sz="6" w:color="000000"/>
-              <w:bottom w:val="single" w:sz="6" w:color="000000"/>
-              <w:right w:val="single" w:sz="6" w:color="000000"/>
-            </w:tcBorders>
-            <w:tcMar>
-              <w:top w:w="45" w:type="dxa"/>
-              <w:start w:w="90" w:type="dxa"/>
-              <w:bottom w:w="45" w:type="dxa"/>
-              <w:end w:w="90" w:type="dxa"/>
-            </w:tcMar>
-            <w:vAlign w:val="center"/>
-          </w:tcPr>
-          <w:p>
-            <w:pPr>
-              <w:spacing w:before="0" w:after="0" w:line="240" w:lineRule="auto"/>
-              <w:jc w:val="left"/>
-            </w:pPr>
-            <w:r/>
-            <w:r>
-              <w:rPr>
-                <w:rFonts w:ascii="Arial" w:hAnsi="Arial"/>
-                <w:b w:val="0"/>
-                <w:sz w:val="15"/>
-              </w:rPr>
-              <w:t>Valor total: R$</w:t>
-            </w:r>
-          </w:p>
-        </w:tc>
-      </w:tr>
-      <w:tr>
-        <w:trPr>
-          <w:trHeight w:val="295" w:hRule="atLeast"/>
-        </w:trPr>
-        <w:tc>
-          <w:tcPr>
-            <w:tcW w:type="dxa" w:w="7600"/>
-            <w:gridSpan w:val="3"/>
-            <w:tcBorders>
-              <w:top w:val="single" w:sz="6" w:color="000000"/>
-              <w:left w:val="single" w:sz="6" w:color="000000"/>
-              <w:bottom w:val="single" w:sz="6" w:color="000000"/>
-              <w:right w:val="single" w:sz="6" w:color="000000"/>
-            </w:tcBorders>
-            <w:tcMar>
-              <w:top w:w="45" w:type="dxa"/>
-              <w:start w:w="90" w:type="dxa"/>
-              <w:bottom w:w="45" w:type="dxa"/>
-              <w:end w:w="90" w:type="dxa"/>
-            </w:tcMar>
-            <w:vAlign w:val="center"/>
-          </w:tcPr>
-          <w:p>
-            <w:pPr>
-              <w:spacing w:before="0" w:after="0" w:line="240" w:lineRule="auto"/>
-              <w:jc w:val="left"/>
-            </w:pPr>
-            <w:r/>
-            <w:r>
-              <w:rPr>
-                <w:rFonts w:ascii="Arial" w:hAnsi="Arial"/>
-                <w:b w:val="0"/>
-                <w:sz w:val="15"/>
-              </w:rPr>
-              <w:t>Comprovante / NSU / ID da transação:</w:t>
-            </w:r>
-          </w:p>
-        </w:tc>
-        <w:tc>
-          <w:tcPr>
-            <w:tcW w:type="dxa" w:w="3000"/>
-            <w:tcBorders>
-              <w:top w:val="single" w:sz="6" w:color="000000"/>
-              <w:left w:val="single" w:sz="6" w:color="000000"/>
-              <w:bottom w:val="single" w:sz="6" w:color="000000"/>
-              <w:right w:val="single" w:sz="6" w:color="000000"/>
-            </w:tcBorders>
-            <w:tcMar>
-              <w:top w:w="45" w:type="dxa"/>
-              <w:start w:w="90" w:type="dxa"/>
-              <w:bottom w:w="45" w:type="dxa"/>
-              <w:end w:w="90" w:type="dxa"/>
-            </w:tcMar>
-            <w:vAlign w:val="center"/>
-          </w:tcPr>
-          <w:p>
-            <w:pPr>
-              <w:spacing w:before="0" w:after="0" w:line="240" w:lineRule="auto"/>
-              <w:jc w:val="left"/>
-            </w:pPr>
-            <w:r/>
-            <w:r>
-              <w:rPr>
-                <w:rFonts w:ascii="Arial" w:hAnsi="Arial"/>
-                <w:b w:val="0"/>
-                <w:sz w:val="15"/>
-              </w:rPr>
-              <w:t>Responsável pelo pagamento:</w:t>
+              <w:t>PAGAMENTO:</w:t>
+            </w:r>
+          </w:p>
+        </w:tc>
+        <w:tc>
+          <w:tcPr>
+            <w:tcW w:type="dxa" w:w="1700"/>
+            <w:tcBorders>
+              <w:top w:val="single" w:sz="6" w:color="000000"/>
+              <w:left w:val="single" w:sz="6" w:color="000000"/>
+              <w:bottom w:val="single" w:sz="6" w:color="000000"/>
+              <w:right w:val="single" w:sz="6" w:color="000000"/>
+            </w:tcBorders>
+            <w:tcMar>
+              <w:top w:w="45" w:type="dxa"/>
+              <w:start w:w="90" w:type="dxa"/>
+              <w:bottom w:w="45" w:type="dxa"/>
+              <w:end w:w="90" w:type="dxa"/>
+            </w:tcMar>
+            <w:vAlign w:val="center"/>
+          </w:tcPr>
+          <w:p>
+            <w:pPr>
+              <w:spacing w:before="0" w:after="0" w:line="240" w:lineRule="auto"/>
+              <w:jc w:val="left"/>
+            </w:pPr>
+            <w:r/>
+            <w:r>
+              <w:rPr>
+                <w:rFonts w:ascii="Arial" w:hAnsi="Arial"/>
+                <w:b/>
+                <w:sz w:val="16"/>
+              </w:rPr>
+              <w:t>R$</w:t>
             </w:r>
           </w:p>
         </w:tc>
@@ -2767,7 +2331,7 @@
           <w:b/>
           <w:sz w:val="15"/>
         </w:rPr>
-        <w:t>5. AUTORIZAÇÃO E ACEITE</w:t>
+        <w:t>4. AUTORIZAÇÃO E ACEITE</w:t>
         <w:br/>
       </w:r>
       <w:r>
@@ -2891,73 +2455,389 @@
           </w:p>
         </w:tc>
       </w:tr>
+    </w:tbl>
+    <w:p>
+      <w:pPr>
+        <w:pBdr>
+          <w:top w:val="dashed" w:sz="6" w:space="4" w:color="000000"/>
+        </w:pBdr>
+        <w:spacing w:before="1500" w:after="80" w:line="240" w:lineRule="auto"/>
+        <w:jc w:val="center"/>
+      </w:pPr>
+      <w:r>
+        <w:rPr>
+          <w:rFonts w:ascii="Segoe UI Symbol" w:hAnsi="Segoe UI Symbol"/>
+          <w:sz w:val="14"/>
+        </w:rPr>
+        <w:t xml:space="preserve">✂ </w:t>
+      </w:r>
+      <w:r>
+        <w:rPr>
+          <w:rFonts w:ascii="Arial" w:hAnsi="Arial"/>
+          <w:b w:val="0"/>
+          <w:sz w:val="14"/>
+          <w:szCs w:val="14"/>
+        </w:rPr>
+        <w:t xml:space="preserve">recorte aqui — via do cliente</w:t>
+      </w:r>
+    </w:p>
+    <w:tbl>
+      <w:tblPr>
+        <w:tblW w:w="10600" w:type="dxa"/>
+        <w:jc w:val="center"/>
+        <w:tblLayout w:type="fixed"/>
+        <w:tblLook w:val="0400"/>
+      </w:tblPr>
+      <w:tblGrid>
+        <w:gridCol w:w="2600"/>
+        <w:gridCol w:w="3800"/>
+        <w:gridCol w:w="2100"/>
+        <w:gridCol w:w="2100"/>
+      </w:tblGrid>
       <w:tr>
         <w:trPr>
-          <w:trHeight w:val="522" w:hRule="atLeast"/>
+          <w:cantSplit/>
+          <w:trHeight w:val="700" w:hRule="atLeast"/>
         </w:trPr>
         <w:tc>
           <w:tcPr>
-            <w:tcW w:type="dxa" w:w="3000"/>
-            <w:tcBorders>
-              <w:top w:val="nil" w:sz="6" w:color="000000"/>
-              <w:left w:val="nil" w:sz="6" w:color="000000"/>
-              <w:bottom w:val="nil" w:sz="6" w:color="000000"/>
-              <w:right w:val="nil" w:sz="6" w:color="000000"/>
-            </w:tcBorders>
-            <w:tcMar>
-              <w:top w:w="85" w:type="dxa"/>
-              <w:start w:w="20" w:type="dxa"/>
-              <w:bottom w:w="35" w:type="dxa"/>
-              <w:end w:w="20" w:type="dxa"/>
-            </w:tcMar>
-            <w:vAlign w:val="center"/>
-          </w:tcPr>
-          <w:p>
-            <w:pPr>
-              <w:spacing w:before="0" w:after="0" w:line="240" w:lineRule="auto"/>
-              <w:jc w:val="left"/>
-            </w:pPr>
-            <w:r/>
-            <w:r>
-              <w:rPr>
-                <w:rFonts w:ascii="Arial" w:hAnsi="Arial"/>
-                <w:b w:val="0"/>
+            <w:tcW w:type="dxa" w:w="2600"/>
+            <w:tcBorders>
+              <w:top w:val="single" w:sz="6" w:color="000000"/>
+              <w:left w:val="single" w:sz="6" w:color="000000"/>
+              <w:bottom w:val="single" w:sz="6" w:color="000000"/>
+              <w:right w:val="single" w:sz="6" w:color="000000"/>
+            </w:tcBorders>
+            <w:tcMar>
+              <w:top w:w="45" w:type="dxa"/>
+              <w:start w:w="90" w:type="dxa"/>
+              <w:bottom w:w="45" w:type="dxa"/>
+              <w:end w:w="90" w:type="dxa"/>
+            </w:tcMar>
+            <w:vAlign w:val="center"/>
+          </w:tcPr>
+          <w:p>
+            <w:pPr>
+              <w:spacing w:before="0" w:after="0" w:line="240" w:lineRule="auto"/>
+              <w:jc w:val="left"/>
+            </w:pPr>
+            <w:r>
+              <w:drawing>
+                <wp:inline distB="0" distT="0" distL="0" distR="0">
+                  <wp:extent cx="1211680" cy="260741"/>
+                  <wp:effectExtent b="0" l="0" r="0" t="0"/>
+                  <wp:docPr id="2" name="logo2.png" descr="Logotipo Waterfall Company Brazil"/>
+                  <a:graphic>
+                    <a:graphicData uri="http://schemas.openxmlformats.org/drawingml/2006/picture">
+                      <pic:pic>
+                        <pic:nvPicPr>
+                          <pic:cNvPr id="0" name="image1.png"/>
+                          <pic:cNvPicPr preferRelativeResize="0"/>
+                        </pic:nvPicPr>
+                        <pic:blipFill>
+                          <a:blip r:embed="rId6"/>
+                          <a:srcRect b="0" l="0" r="0" t="0"/>
+                          <a:stretch>
+                            <a:fillRect/>
+                          </a:stretch>
+                        </pic:blipFill>
+                        <pic:spPr>
+                          <a:xfrm>
+                            <a:off x="0" y="0"/>
+                            <a:ext cx="1211680" cy="260741"/>
+                          </a:xfrm>
+                          <a:prstGeom prst="rect"/>
+                          <a:ln/>
+                        </pic:spPr>
+                      </pic:pic>
+                    </a:graphicData>
+                  </a:graphic>
+                </wp:inline>
+              </w:drawing>
+            </w:r>
+          </w:p>
+        </w:tc>
+        <w:tc>
+          <w:tcPr>
+            <w:tcW w:type="dxa" w:w="5900"/>
+            <w:gridSpan w:val="2"/>
+            <w:tcBorders>
+              <w:top w:val="single" w:sz="6" w:color="000000"/>
+              <w:left w:val="single" w:sz="6" w:color="000000"/>
+              <w:bottom w:val="single" w:sz="6" w:color="000000"/>
+              <w:right w:val="single" w:sz="6" w:color="000000"/>
+            </w:tcBorders>
+            <w:tcMar>
+              <w:top w:w="45" w:type="dxa"/>
+              <w:start w:w="90" w:type="dxa"/>
+              <w:bottom w:w="45" w:type="dxa"/>
+              <w:end w:w="90" w:type="dxa"/>
+            </w:tcMar>
+            <w:vAlign w:val="center"/>
+          </w:tcPr>
+          <w:p>
+            <w:pPr>
+              <w:spacing w:before="0" w:after="0" w:line="240" w:lineRule="auto"/>
+              <w:jc w:val="right"/>
+            </w:pPr>
+            <w:r>
+              <w:rPr>
+                <w:rFonts w:ascii="Arial" w:hAnsi="Arial"/>
+                <w:b/>
+                <w:sz w:val="14"/>
+                <w:szCs w:val="14"/>
+              </w:rPr>
+              <w:t xml:space="preserve">Rua 295, 191 | Meia Praia, Itapema - SC</w:t>
+            </w:r>
+            <w:r>
+              <w:br/>
+            </w:r>
+            <w:r>
+              <w:rPr>
+                <w:rFonts w:ascii="Arial" w:hAnsi="Arial"/>
+                <w:b w:val="0"/>
+                <w:sz w:val="14"/>
+                <w:szCs w:val="14"/>
+              </w:rPr>
+              <w:t xml:space="preserve">WhatsApp: (47) 99186-8646</w:t>
+            </w:r>
+            <w:r>
+              <w:br/>
+            </w:r>
+            <w:r>
+              <w:rPr>
+                <w:rFonts w:ascii="Arial" w:hAnsi="Arial"/>
+                <w:b w:val="0"/>
+                <w:sz w:val="14"/>
+                <w:szCs w:val="14"/>
+              </w:rPr>
+              <w:t xml:space="preserve">www.waterfall.ind.br   ·   @waterfallcompanybr</w:t>
+            </w:r>
+          </w:p>
+        </w:tc>
+        <w:tc>
+          <w:tcPr>
+            <w:tcW w:type="dxa" w:w="2100"/>
+            <w:tcBorders>
+              <w:top w:val="single" w:sz="6" w:color="000000"/>
+              <w:left w:val="single" w:sz="6" w:color="000000"/>
+              <w:bottom w:val="single" w:sz="6" w:color="000000"/>
+              <w:right w:val="single" w:sz="6" w:color="000000"/>
+            </w:tcBorders>
+            <w:shd w:val="clear" w:color="auto" w:fill="E8E8E8"/>
+            <w:tcMar>
+              <w:top w:w="45" w:type="dxa"/>
+              <w:start w:w="90" w:type="dxa"/>
+              <w:bottom w:w="45" w:type="dxa"/>
+              <w:end w:w="90" w:type="dxa"/>
+            </w:tcMar>
+            <w:vAlign w:val="center"/>
+          </w:tcPr>
+          <w:p>
+            <w:pPr>
+              <w:spacing w:before="0" w:after="0" w:line="240" w:lineRule="auto"/>
+              <w:jc w:val="center"/>
+            </w:pPr>
+            <w:r>
+              <w:rPr>
+                <w:rFonts w:ascii="Arial" w:hAnsi="Arial"/>
+                <w:b/>
                 <w:sz w:val="16"/>
-              </w:rPr>
-              <w:t>Assinatura do Técnico:</w:t>
-            </w:r>
-          </w:p>
-        </w:tc>
-        <w:tc>
-          <w:tcPr>
-            <w:tcW w:type="dxa" w:w="7600"/>
-            <w:tcBorders>
-              <w:top w:val="nil" w:sz="6" w:color="000000"/>
-              <w:left w:val="nil" w:sz="6" w:color="000000"/>
-              <w:bottom w:val="nil" w:sz="6" w:color="000000"/>
-              <w:right w:val="nil" w:sz="6" w:color="000000"/>
-            </w:tcBorders>
-            <w:tcMar>
-              <w:top w:w="85" w:type="dxa"/>
-              <w:start w:w="20" w:type="dxa"/>
-              <w:bottom w:w="35" w:type="dxa"/>
-              <w:end w:w="20" w:type="dxa"/>
-            </w:tcMar>
-            <w:vAlign w:val="center"/>
-          </w:tcPr>
-          <w:p>
-            <w:pPr>
-              <w:spacing w:before="0" w:after="0" w:line="240" w:lineRule="auto"/>
-              <w:jc w:val="left"/>
-            </w:pPr>
-            <w:r/>
-            <w:r>
-              <w:rPr>
-                <w:rFonts w:ascii="Arial" w:hAnsi="Arial"/>
-                <w:b w:val="0"/>
-                <w:sz w:val="16"/>
-              </w:rPr>
-              <w:t>____________________________________________    Data: ___/___/_____</w:t>
+                <w:szCs w:val="16"/>
+              </w:rPr>
+              <w:t xml:space="preserve">VIA DO CLIENTE</w:t>
+            </w:r>
+            <w:r>
+              <w:br/>
+            </w:r>
+            <w:r>
+              <w:rPr>
+                <w:rFonts w:ascii="Arial" w:hAnsi="Arial"/>
+                <w:b/>
+                <w:sz w:val="15"/>
+                <w:szCs w:val="15"/>
+              </w:rPr>
+              <w:t xml:space="preserve">OS Nº:</w:t>
+            </w:r>
+          </w:p>
+        </w:tc>
+      </w:tr>
+      <w:tr>
+        <w:trPr>
+          <w:cantSplit/>
+          <w:trHeight w:val="340" w:hRule="atLeast"/>
+        </w:trPr>
+        <w:tc>
+          <w:tcPr>
+            <w:tcW w:type="dxa" w:w="6400"/>
+            <w:gridSpan w:val="2"/>
+            <w:tcBorders>
+              <w:top w:val="single" w:sz="6" w:color="000000"/>
+              <w:left w:val="single" w:sz="6" w:color="000000"/>
+              <w:bottom w:val="single" w:sz="6" w:color="000000"/>
+              <w:right w:val="single" w:sz="6" w:color="000000"/>
+            </w:tcBorders>
+            <w:tcMar>
+              <w:top w:w="45" w:type="dxa"/>
+              <w:start w:w="90" w:type="dxa"/>
+              <w:bottom w:w="45" w:type="dxa"/>
+              <w:end w:w="90" w:type="dxa"/>
+            </w:tcMar>
+            <w:vAlign w:val="center"/>
+          </w:tcPr>
+          <w:p>
+            <w:pPr>
+              <w:spacing w:before="0" w:after="0" w:line="240" w:lineRule="auto"/>
+              <w:jc w:val="left"/>
+            </w:pPr>
+            <w:r>
+              <w:rPr>
+                <w:rFonts w:ascii="Arial" w:hAnsi="Arial"/>
+                <w:b/>
+                <w:sz w:val="15"/>
+                <w:szCs w:val="15"/>
+              </w:rPr>
+              <w:t xml:space="preserve">Serviço:</w:t>
+            </w:r>
+          </w:p>
+        </w:tc>
+        <w:tc>
+          <w:tcPr>
+            <w:tcW w:type="dxa" w:w="2100"/>
+            <w:tcBorders>
+              <w:top w:val="single" w:sz="6" w:color="000000"/>
+              <w:left w:val="single" w:sz="6" w:color="000000"/>
+              <w:bottom w:val="single" w:sz="6" w:color="000000"/>
+              <w:right w:val="single" w:sz="6" w:color="000000"/>
+            </w:tcBorders>
+            <w:tcMar>
+              <w:top w:w="45" w:type="dxa"/>
+              <w:start w:w="90" w:type="dxa"/>
+              <w:bottom w:w="45" w:type="dxa"/>
+              <w:end w:w="90" w:type="dxa"/>
+            </w:tcMar>
+            <w:vAlign w:val="center"/>
+          </w:tcPr>
+          <w:p>
+            <w:pPr>
+              <w:spacing w:before="0" w:after="0" w:line="240" w:lineRule="auto"/>
+              <w:jc w:val="left"/>
+            </w:pPr>
+            <w:r>
+              <w:rPr>
+                <w:rFonts w:ascii="Arial" w:hAnsi="Arial"/>
+                <w:b/>
+                <w:sz w:val="15"/>
+                <w:szCs w:val="15"/>
+              </w:rPr>
+              <w:t xml:space="preserve">Valor:</w:t>
+            </w:r>
+          </w:p>
+        </w:tc>
+        <w:tc>
+          <w:tcPr>
+            <w:tcW w:type="dxa" w:w="2100"/>
+            <w:tcBorders>
+              <w:top w:val="single" w:sz="6" w:color="000000"/>
+              <w:left w:val="single" w:sz="6" w:color="000000"/>
+              <w:bottom w:val="single" w:sz="6" w:color="000000"/>
+              <w:right w:val="single" w:sz="6" w:color="000000"/>
+            </w:tcBorders>
+            <w:tcMar>
+              <w:top w:w="45" w:type="dxa"/>
+              <w:start w:w="90" w:type="dxa"/>
+              <w:bottom w:w="45" w:type="dxa"/>
+              <w:end w:w="90" w:type="dxa"/>
+            </w:tcMar>
+            <w:vAlign w:val="center"/>
+          </w:tcPr>
+          <w:p>
+            <w:pPr>
+              <w:spacing w:before="0" w:after="0" w:line="240" w:lineRule="auto"/>
+              <w:jc w:val="left"/>
+            </w:pPr>
+            <w:r>
+              <w:rPr>
+                <w:rFonts w:ascii="Arial" w:hAnsi="Arial"/>
+                <w:b/>
+                <w:sz w:val="15"/>
+                <w:szCs w:val="15"/>
+              </w:rPr>
+              <w:t xml:space="preserve">Data:</w:t>
+            </w:r>
+          </w:p>
+        </w:tc>
+      </w:tr>
+      <w:tr>
+        <w:trPr>
+          <w:cantSplit/>
+          <w:trHeight w:val="900" w:hRule="atLeast"/>
+        </w:trPr>
+        <w:tc>
+          <w:tcPr>
+            <w:tcW w:type="dxa" w:w="6400"/>
+            <w:gridSpan w:val="2"/>
+            <w:tcBorders>
+              <w:top w:val="single" w:sz="6" w:color="000000"/>
+              <w:left w:val="single" w:sz="6" w:color="000000"/>
+              <w:bottom w:val="single" w:sz="6" w:color="000000"/>
+              <w:right w:val="single" w:sz="6" w:color="000000"/>
+            </w:tcBorders>
+            <w:tcMar>
+              <w:top w:w="45" w:type="dxa"/>
+              <w:start w:w="90" w:type="dxa"/>
+              <w:bottom w:w="45" w:type="dxa"/>
+              <w:end w:w="90" w:type="dxa"/>
+            </w:tcMar>
+            <w:vAlign w:val="center"/>
+          </w:tcPr>
+          <w:p>
+            <w:pPr>
+              <w:spacing w:before="0" w:after="0" w:line="240" w:lineRule="auto"/>
+              <w:jc w:val="left"/>
+            </w:pPr>
+            <w:r>
+              <w:rPr>
+                <w:rFonts w:ascii="Arial" w:hAnsi="Arial"/>
+                <w:b/>
+                <w:sz w:val="15"/>
+                <w:szCs w:val="15"/>
+              </w:rPr>
+              <w:t xml:space="preserve">Técnico responsável:</w:t>
+            </w:r>
+          </w:p>
+        </w:tc>
+        <w:tc>
+          <w:tcPr>
+            <w:tcW w:type="dxa" w:w="4200"/>
+            <w:gridSpan w:val="2"/>
+            <w:tcBorders>
+              <w:top w:val="single" w:sz="6" w:color="000000"/>
+              <w:left w:val="single" w:sz="6" w:color="000000"/>
+              <w:bottom w:val="single" w:sz="6" w:color="000000"/>
+              <w:right w:val="single" w:sz="6" w:color="000000"/>
+            </w:tcBorders>
+            <w:tcMar>
+              <w:top w:w="45" w:type="dxa"/>
+              <w:start w:w="90" w:type="dxa"/>
+              <w:bottom w:w="45" w:type="dxa"/>
+              <w:end w:w="90" w:type="dxa"/>
+            </w:tcMar>
+            <w:vAlign w:val="top"/>
+          </w:tcPr>
+          <w:p>
+            <w:pPr>
+              <w:spacing w:before="0" w:after="0" w:line="240" w:lineRule="auto"/>
+              <w:jc w:val="left"/>
+            </w:pPr>
+            <w:r>
+              <w:rPr>
+                <w:rFonts w:ascii="Arial" w:hAnsi="Arial"/>
+                <w:b/>
+                <w:sz w:val="15"/>
+                <w:szCs w:val="15"/>
+              </w:rPr>
+              <w:t xml:space="preserve">Assinatura do técnico:</w:t>
             </w:r>
           </w:p>
         </w:tc>

--- a/src/os/reference.docx
+++ b/src/os/reference.docx
@@ -63,10 +63,10 @@
               <w:right w:val="nil"/>
             </w:tcBorders>
             <w:tcMar>
-              <w:top w:w="45" w:type="dxa"/>
-              <w:start w:w="90" w:type="dxa"/>
-              <w:bottom w:w="45" w:type="dxa"/>
-              <w:end w:w="90" w:type="dxa"/>
+              <w:top w:w="65" w:type="dxa"/>
+              <w:left w:w="130" w:type="dxa"/>
+              <w:bottom w:w="65" w:type="dxa"/>
+              <w:right w:w="130" w:type="dxa"/>
             </w:tcMar>
             <w:vAlign w:val="center"/>
           </w:tcPr>
@@ -121,10 +121,10 @@
               <w:right w:val="single" w:sz="6" w:color="000000"/>
             </w:tcBorders>
             <w:tcMar>
-              <w:top w:w="45" w:type="dxa"/>
-              <w:start w:w="90" w:type="dxa"/>
-              <w:bottom w:w="45" w:type="dxa"/>
-              <w:end w:w="90" w:type="dxa"/>
+              <w:top w:w="65" w:type="dxa"/>
+              <w:left w:w="130" w:type="dxa"/>
+              <w:bottom w:w="65" w:type="dxa"/>
+              <w:right w:w="130" w:type="dxa"/>
             </w:tcMar>
             <w:vAlign w:val="center"/>
           </w:tcPr>
@@ -212,10 +212,10 @@
               <w:right w:val="single" w:sz="6" w:color="000000"/>
             </w:tcBorders>
             <w:tcMar>
-              <w:top w:w="45" w:type="dxa"/>
-              <w:start w:w="90" w:type="dxa"/>
-              <w:bottom w:w="45" w:type="dxa"/>
-              <w:end w:w="90" w:type="dxa"/>
+              <w:top w:w="65" w:type="dxa"/>
+              <w:left w:w="130" w:type="dxa"/>
+              <w:bottom w:w="65" w:type="dxa"/>
+              <w:right w:w="130" w:type="dxa"/>
             </w:tcMar>
             <w:vAlign w:val="center"/>
           </w:tcPr>
@@ -245,10 +245,10 @@
               <w:right w:val="single" w:sz="6" w:color="000000"/>
             </w:tcBorders>
             <w:tcMar>
-              <w:top w:w="45" w:type="dxa"/>
-              <w:start w:w="90" w:type="dxa"/>
-              <w:bottom w:w="45" w:type="dxa"/>
-              <w:end w:w="90" w:type="dxa"/>
+              <w:top w:w="65" w:type="dxa"/>
+              <w:left w:w="130" w:type="dxa"/>
+              <w:bottom w:w="65" w:type="dxa"/>
+              <w:right w:w="130" w:type="dxa"/>
             </w:tcMar>
             <w:vAlign w:val="center"/>
           </w:tcPr>
@@ -278,10 +278,10 @@
               <w:right w:val="single" w:sz="6" w:color="000000"/>
             </w:tcBorders>
             <w:tcMar>
-              <w:top w:w="45" w:type="dxa"/>
-              <w:start w:w="90" w:type="dxa"/>
-              <w:bottom w:w="45" w:type="dxa"/>
-              <w:end w:w="90" w:type="dxa"/>
+              <w:top w:w="65" w:type="dxa"/>
+              <w:left w:w="130" w:type="dxa"/>
+              <w:bottom w:w="65" w:type="dxa"/>
+              <w:right w:w="130" w:type="dxa"/>
             </w:tcMar>
             <w:vAlign w:val="center"/>
           </w:tcPr>
@@ -311,10 +311,10 @@
               <w:right w:val="single" w:sz="6" w:color="000000"/>
             </w:tcBorders>
             <w:tcMar>
-              <w:top w:w="45" w:type="dxa"/>
-              <w:start w:w="90" w:type="dxa"/>
-              <w:bottom w:w="45" w:type="dxa"/>
-              <w:end w:w="90" w:type="dxa"/>
+              <w:top w:w="65" w:type="dxa"/>
+              <w:left w:w="130" w:type="dxa"/>
+              <w:bottom w:w="65" w:type="dxa"/>
+              <w:right w:w="130" w:type="dxa"/>
             </w:tcMar>
             <w:vAlign w:val="center"/>
           </w:tcPr>
@@ -380,10 +380,10 @@
               <w:right w:val="single" w:sz="6" w:color="000000"/>
             </w:tcBorders>
             <w:tcMar>
-              <w:top w:w="35" w:type="dxa"/>
-              <w:start w:w="85" w:type="dxa"/>
-              <w:bottom w:w="35" w:type="dxa"/>
-              <w:end w:w="85" w:type="dxa"/>
+              <w:top w:w="65" w:type="dxa"/>
+              <w:left w:w="130" w:type="dxa"/>
+              <w:bottom w:w="65" w:type="dxa"/>
+              <w:right w:w="130" w:type="dxa"/>
             </w:tcMar>
             <w:vAlign w:val="center"/>
             <w:shd w:fill="E8E8E8" w:val="clear"/>
@@ -420,10 +420,10 @@
               <w:right w:val="single" w:sz="6" w:color="000000"/>
             </w:tcBorders>
             <w:tcMar>
-              <w:top w:w="45" w:type="dxa"/>
-              <w:start w:w="90" w:type="dxa"/>
-              <w:bottom w:w="45" w:type="dxa"/>
-              <w:end w:w="90" w:type="dxa"/>
+              <w:top w:w="65" w:type="dxa"/>
+              <w:left w:w="130" w:type="dxa"/>
+              <w:bottom w:w="65" w:type="dxa"/>
+              <w:right w:w="130" w:type="dxa"/>
             </w:tcMar>
             <w:vAlign w:val="center"/>
           </w:tcPr>
@@ -454,10 +454,10 @@
               <w:right w:val="single" w:sz="6" w:color="000000"/>
             </w:tcBorders>
             <w:tcMar>
-              <w:top w:w="45" w:type="dxa"/>
-              <w:start w:w="90" w:type="dxa"/>
-              <w:bottom w:w="45" w:type="dxa"/>
-              <w:end w:w="90" w:type="dxa"/>
+              <w:top w:w="65" w:type="dxa"/>
+              <w:left w:w="130" w:type="dxa"/>
+              <w:bottom w:w="65" w:type="dxa"/>
+              <w:right w:w="130" w:type="dxa"/>
             </w:tcMar>
             <w:vAlign w:val="center"/>
           </w:tcPr>
@@ -493,10 +493,10 @@
               <w:right w:val="single" w:sz="6" w:color="000000"/>
             </w:tcBorders>
             <w:tcMar>
-              <w:top w:w="45" w:type="dxa"/>
-              <w:start w:w="90" w:type="dxa"/>
-              <w:bottom w:w="45" w:type="dxa"/>
-              <w:end w:w="90" w:type="dxa"/>
+              <w:top w:w="65" w:type="dxa"/>
+              <w:left w:w="130" w:type="dxa"/>
+              <w:bottom w:w="65" w:type="dxa"/>
+              <w:right w:w="130" w:type="dxa"/>
             </w:tcMar>
             <w:vAlign w:val="center"/>
           </w:tcPr>
@@ -526,10 +526,10 @@
               <w:right w:val="single" w:sz="6" w:color="000000"/>
             </w:tcBorders>
             <w:tcMar>
-              <w:top w:w="45" w:type="dxa"/>
-              <w:start w:w="90" w:type="dxa"/>
-              <w:bottom w:w="45" w:type="dxa"/>
-              <w:end w:w="90" w:type="dxa"/>
+              <w:top w:w="65" w:type="dxa"/>
+              <w:left w:w="130" w:type="dxa"/>
+              <w:bottom w:w="65" w:type="dxa"/>
+              <w:right w:w="130" w:type="dxa"/>
             </w:tcMar>
             <w:vAlign w:val="center"/>
           </w:tcPr>
@@ -559,10 +559,10 @@
               <w:right w:val="single" w:sz="6" w:color="000000"/>
             </w:tcBorders>
             <w:tcMar>
-              <w:top w:w="45" w:type="dxa"/>
-              <w:start w:w="90" w:type="dxa"/>
-              <w:bottom w:w="45" w:type="dxa"/>
-              <w:end w:w="90" w:type="dxa"/>
+              <w:top w:w="65" w:type="dxa"/>
+              <w:left w:w="130" w:type="dxa"/>
+              <w:bottom w:w="65" w:type="dxa"/>
+              <w:right w:w="130" w:type="dxa"/>
             </w:tcMar>
             <w:vAlign w:val="center"/>
           </w:tcPr>
@@ -598,10 +598,10 @@
               <w:right w:val="single" w:sz="6" w:color="000000"/>
             </w:tcBorders>
             <w:tcMar>
-              <w:top w:w="45" w:type="dxa"/>
-              <w:start w:w="90" w:type="dxa"/>
-              <w:bottom w:w="45" w:type="dxa"/>
-              <w:end w:w="90" w:type="dxa"/>
+              <w:top w:w="65" w:type="dxa"/>
+              <w:left w:w="130" w:type="dxa"/>
+              <w:bottom w:w="65" w:type="dxa"/>
+              <w:right w:w="130" w:type="dxa"/>
             </w:tcMar>
             <w:vAlign w:val="center"/>
           </w:tcPr>
@@ -631,10 +631,10 @@
               <w:right w:val="single" w:sz="6" w:color="000000"/>
             </w:tcBorders>
             <w:tcMar>
-              <w:top w:w="45" w:type="dxa"/>
-              <w:start w:w="90" w:type="dxa"/>
-              <w:bottom w:w="45" w:type="dxa"/>
-              <w:end w:w="90" w:type="dxa"/>
+              <w:top w:w="65" w:type="dxa"/>
+              <w:left w:w="130" w:type="dxa"/>
+              <w:bottom w:w="65" w:type="dxa"/>
+              <w:right w:w="130" w:type="dxa"/>
             </w:tcMar>
             <w:vAlign w:val="center"/>
           </w:tcPr>
@@ -664,10 +664,10 @@
               <w:right w:val="single" w:sz="6" w:color="000000"/>
             </w:tcBorders>
             <w:tcMar>
-              <w:top w:w="45" w:type="dxa"/>
-              <w:start w:w="90" w:type="dxa"/>
-              <w:bottom w:w="45" w:type="dxa"/>
-              <w:end w:w="90" w:type="dxa"/>
+              <w:top w:w="65" w:type="dxa"/>
+              <w:left w:w="130" w:type="dxa"/>
+              <w:bottom w:w="65" w:type="dxa"/>
+              <w:right w:w="130" w:type="dxa"/>
             </w:tcMar>
             <w:vAlign w:val="center"/>
           </w:tcPr>
@@ -702,10 +702,10 @@
               <w:right w:val="single" w:sz="6" w:color="000000"/>
             </w:tcBorders>
             <w:tcMar>
-              <w:top w:w="45" w:type="dxa"/>
-              <w:start w:w="90" w:type="dxa"/>
-              <w:bottom w:w="45" w:type="dxa"/>
-              <w:end w:w="90" w:type="dxa"/>
+              <w:top w:w="65" w:type="dxa"/>
+              <w:left w:w="130" w:type="dxa"/>
+              <w:bottom w:w="65" w:type="dxa"/>
+              <w:right w:w="130" w:type="dxa"/>
             </w:tcMar>
             <w:vAlign w:val="center"/>
           </w:tcPr>
@@ -736,10 +736,10 @@
               <w:right w:val="single" w:sz="6" w:color="000000"/>
             </w:tcBorders>
             <w:tcMar>
-              <w:top w:w="45" w:type="dxa"/>
-              <w:start w:w="90" w:type="dxa"/>
-              <w:bottom w:w="45" w:type="dxa"/>
-              <w:end w:w="90" w:type="dxa"/>
+              <w:top w:w="65" w:type="dxa"/>
+              <w:left w:w="130" w:type="dxa"/>
+              <w:bottom w:w="65" w:type="dxa"/>
+              <w:right w:w="130" w:type="dxa"/>
             </w:tcMar>
             <w:vAlign w:val="center"/>
           </w:tcPr>
@@ -769,10 +769,10 @@
               <w:right w:val="single" w:sz="6" w:color="000000"/>
             </w:tcBorders>
             <w:tcMar>
-              <w:top w:w="45" w:type="dxa"/>
-              <w:start w:w="90" w:type="dxa"/>
-              <w:bottom w:w="45" w:type="dxa"/>
-              <w:end w:w="90" w:type="dxa"/>
+              <w:top w:w="65" w:type="dxa"/>
+              <w:left w:w="130" w:type="dxa"/>
+              <w:bottom w:w="65" w:type="dxa"/>
+              <w:right w:w="130" w:type="dxa"/>
             </w:tcMar>
             <w:vAlign w:val="center"/>
           </w:tcPr>
@@ -808,10 +808,10 @@
               <w:right w:val="single" w:sz="6" w:color="000000"/>
             </w:tcBorders>
             <w:tcMar>
-              <w:top w:w="45" w:type="dxa"/>
-              <w:start w:w="90" w:type="dxa"/>
-              <w:bottom w:w="45" w:type="dxa"/>
-              <w:end w:w="90" w:type="dxa"/>
+              <w:top w:w="65" w:type="dxa"/>
+              <w:left w:w="130" w:type="dxa"/>
+              <w:bottom w:w="65" w:type="dxa"/>
+              <w:right w:w="130" w:type="dxa"/>
             </w:tcMar>
             <w:vAlign w:val="center"/>
           </w:tcPr>
@@ -842,10 +842,10 @@
               <w:right w:val="single" w:sz="6" w:color="000000"/>
             </w:tcBorders>
             <w:tcMar>
-              <w:top w:w="45" w:type="dxa"/>
-              <w:start w:w="90" w:type="dxa"/>
-              <w:bottom w:w="45" w:type="dxa"/>
-              <w:end w:w="90" w:type="dxa"/>
+              <w:top w:w="65" w:type="dxa"/>
+              <w:left w:w="130" w:type="dxa"/>
+              <w:bottom w:w="65" w:type="dxa"/>
+              <w:right w:w="130" w:type="dxa"/>
             </w:tcMar>
             <w:vAlign w:val="center"/>
           </w:tcPr>
@@ -881,10 +881,10 @@
               <w:right w:val="single" w:sz="6" w:color="000000"/>
             </w:tcBorders>
             <w:tcMar>
-              <w:top w:w="45" w:type="dxa"/>
-              <w:start w:w="90" w:type="dxa"/>
-              <w:bottom w:w="45" w:type="dxa"/>
-              <w:end w:w="90" w:type="dxa"/>
+              <w:top w:w="65" w:type="dxa"/>
+              <w:left w:w="130" w:type="dxa"/>
+              <w:bottom w:w="65" w:type="dxa"/>
+              <w:right w:w="130" w:type="dxa"/>
             </w:tcMar>
             <w:vAlign w:val="center"/>
           </w:tcPr>
@@ -915,10 +915,10 @@
               <w:right w:val="single" w:sz="6" w:color="000000"/>
             </w:tcBorders>
             <w:tcMar>
-              <w:top w:w="45" w:type="dxa"/>
-              <w:start w:w="90" w:type="dxa"/>
-              <w:bottom w:w="45" w:type="dxa"/>
-              <w:end w:w="90" w:type="dxa"/>
+              <w:top w:w="65" w:type="dxa"/>
+              <w:left w:w="130" w:type="dxa"/>
+              <w:bottom w:w="65" w:type="dxa"/>
+              <w:right w:w="130" w:type="dxa"/>
             </w:tcMar>
             <w:vAlign w:val="center"/>
           </w:tcPr>
@@ -982,10 +982,10 @@
               <w:right w:val="single" w:sz="6" w:color="000000"/>
             </w:tcBorders>
             <w:tcMar>
-              <w:top w:w="35" w:type="dxa"/>
-              <w:start w:w="85" w:type="dxa"/>
-              <w:bottom w:w="35" w:type="dxa"/>
-              <w:end w:w="85" w:type="dxa"/>
+              <w:top w:w="65" w:type="dxa"/>
+              <w:left w:w="130" w:type="dxa"/>
+              <w:bottom w:w="65" w:type="dxa"/>
+              <w:right w:w="130" w:type="dxa"/>
             </w:tcMar>
             <w:vAlign w:val="center"/>
             <w:shd w:fill="E8E8E8" w:val="clear"/>
@@ -1021,10 +1021,10 @@
               <w:right w:val="single" w:sz="6" w:color="000000"/>
             </w:tcBorders>
             <w:tcMar>
-              <w:top w:w="45" w:type="dxa"/>
-              <w:start w:w="90" w:type="dxa"/>
-              <w:bottom w:w="45" w:type="dxa"/>
-              <w:end w:w="90" w:type="dxa"/>
+              <w:top w:w="65" w:type="dxa"/>
+              <w:left w:w="130" w:type="dxa"/>
+              <w:bottom w:w="65" w:type="dxa"/>
+              <w:right w:w="130" w:type="dxa"/>
             </w:tcMar>
             <w:vAlign w:val="top"/>
           </w:tcPr>
@@ -1056,10 +1056,10 @@
               <w:right w:val="single" w:sz="6" w:color="000000"/>
             </w:tcBorders>
             <w:tcMar>
-              <w:top w:w="45" w:type="dxa"/>
-              <w:start w:w="90" w:type="dxa"/>
-              <w:bottom w:w="45" w:type="dxa"/>
-              <w:end w:w="90" w:type="dxa"/>
+              <w:top w:w="65" w:type="dxa"/>
+              <w:left w:w="130" w:type="dxa"/>
+              <w:bottom w:w="65" w:type="dxa"/>
+              <w:right w:w="130" w:type="dxa"/>
             </w:tcMar>
             <w:vAlign w:val="top"/>
           </w:tcPr>
@@ -1127,10 +1127,10 @@
               <w:right w:val="single" w:sz="6" w:color="000000"/>
             </w:tcBorders>
             <w:tcMar>
-              <w:top w:w="35" w:type="dxa"/>
-              <w:start w:w="85" w:type="dxa"/>
-              <w:bottom w:w="35" w:type="dxa"/>
-              <w:end w:w="85" w:type="dxa"/>
+              <w:top w:w="65" w:type="dxa"/>
+              <w:left w:w="130" w:type="dxa"/>
+              <w:bottom w:w="65" w:type="dxa"/>
+              <w:right w:w="130" w:type="dxa"/>
             </w:tcMar>
             <w:vAlign w:val="center"/>
             <w:shd w:fill="E8E8E8" w:val="clear"/>
@@ -1167,10 +1167,10 @@
               <w:right w:val="single" w:sz="6" w:color="000000"/>
             </w:tcBorders>
             <w:tcMar>
-              <w:top w:w="45" w:type="dxa"/>
-              <w:start w:w="90" w:type="dxa"/>
-              <w:bottom w:w="45" w:type="dxa"/>
-              <w:end w:w="90" w:type="dxa"/>
+              <w:top w:w="65" w:type="dxa"/>
+              <w:left w:w="130" w:type="dxa"/>
+              <w:bottom w:w="65" w:type="dxa"/>
+              <w:right w:w="130" w:type="dxa"/>
             </w:tcMar>
             <w:vAlign w:val="center"/>
             <w:shd w:fill="F4F4F4" w:val="clear"/>
@@ -1201,10 +1201,10 @@
               <w:right w:val="single" w:sz="6" w:color="000000"/>
             </w:tcBorders>
             <w:tcMar>
-              <w:top w:w="45" w:type="dxa"/>
-              <w:start w:w="90" w:type="dxa"/>
-              <w:bottom w:w="45" w:type="dxa"/>
-              <w:end w:w="90" w:type="dxa"/>
+              <w:top w:w="65" w:type="dxa"/>
+              <w:left w:w="130" w:type="dxa"/>
+              <w:bottom w:w="65" w:type="dxa"/>
+              <w:right w:w="130" w:type="dxa"/>
             </w:tcMar>
             <w:vAlign w:val="center"/>
             <w:shd w:fill="F4F4F4" w:val="clear"/>
@@ -1235,10 +1235,10 @@
               <w:right w:val="single" w:sz="6" w:color="000000"/>
             </w:tcBorders>
             <w:tcMar>
-              <w:top w:w="45" w:type="dxa"/>
-              <w:start w:w="90" w:type="dxa"/>
-              <w:bottom w:w="45" w:type="dxa"/>
-              <w:end w:w="90" w:type="dxa"/>
+              <w:top w:w="65" w:type="dxa"/>
+              <w:left w:w="130" w:type="dxa"/>
+              <w:bottom w:w="65" w:type="dxa"/>
+              <w:right w:w="130" w:type="dxa"/>
             </w:tcMar>
             <w:vAlign w:val="center"/>
             <w:shd w:fill="F4F4F4" w:val="clear"/>
@@ -1269,10 +1269,10 @@
               <w:right w:val="single" w:sz="6" w:color="000000"/>
             </w:tcBorders>
             <w:tcMar>
-              <w:top w:w="45" w:type="dxa"/>
-              <w:start w:w="90" w:type="dxa"/>
-              <w:bottom w:w="45" w:type="dxa"/>
-              <w:end w:w="90" w:type="dxa"/>
+              <w:top w:w="65" w:type="dxa"/>
+              <w:left w:w="130" w:type="dxa"/>
+              <w:bottom w:w="65" w:type="dxa"/>
+              <w:right w:w="130" w:type="dxa"/>
             </w:tcMar>
             <w:vAlign w:val="center"/>
             <w:shd w:fill="F4F4F4" w:val="clear"/>
@@ -1303,10 +1303,10 @@
               <w:right w:val="single" w:sz="6" w:color="000000"/>
             </w:tcBorders>
             <w:tcMar>
-              <w:top w:w="45" w:type="dxa"/>
-              <w:start w:w="90" w:type="dxa"/>
-              <w:bottom w:w="45" w:type="dxa"/>
-              <w:end w:w="90" w:type="dxa"/>
+              <w:top w:w="65" w:type="dxa"/>
+              <w:left w:w="130" w:type="dxa"/>
+              <w:bottom w:w="65" w:type="dxa"/>
+              <w:right w:w="130" w:type="dxa"/>
             </w:tcMar>
             <w:vAlign w:val="center"/>
             <w:shd w:fill="F4F4F4" w:val="clear"/>
@@ -1337,10 +1337,10 @@
               <w:right w:val="single" w:sz="6" w:color="000000"/>
             </w:tcBorders>
             <w:tcMar>
-              <w:top w:w="45" w:type="dxa"/>
-              <w:start w:w="90" w:type="dxa"/>
-              <w:bottom w:w="45" w:type="dxa"/>
-              <w:end w:w="90" w:type="dxa"/>
+              <w:top w:w="65" w:type="dxa"/>
+              <w:left w:w="130" w:type="dxa"/>
+              <w:bottom w:w="65" w:type="dxa"/>
+              <w:right w:w="130" w:type="dxa"/>
             </w:tcMar>
             <w:vAlign w:val="center"/>
             <w:shd w:fill="F4F4F4" w:val="clear"/>
@@ -1376,10 +1376,10 @@
               <w:right w:val="single" w:sz="6" w:color="000000"/>
             </w:tcBorders>
             <w:tcMar>
-              <w:top w:w="45" w:type="dxa"/>
-              <w:start w:w="90" w:type="dxa"/>
-              <w:bottom w:w="45" w:type="dxa"/>
-              <w:end w:w="90" w:type="dxa"/>
+              <w:top w:w="65" w:type="dxa"/>
+              <w:left w:w="130" w:type="dxa"/>
+              <w:bottom w:w="65" w:type="dxa"/>
+              <w:right w:w="130" w:type="dxa"/>
             </w:tcMar>
             <w:vAlign w:val="center"/>
           </w:tcPr>
@@ -1408,10 +1408,10 @@
               <w:right w:val="single" w:sz="6" w:color="000000"/>
             </w:tcBorders>
             <w:tcMar>
-              <w:top w:w="45" w:type="dxa"/>
-              <w:start w:w="90" w:type="dxa"/>
-              <w:bottom w:w="45" w:type="dxa"/>
-              <w:end w:w="90" w:type="dxa"/>
+              <w:top w:w="65" w:type="dxa"/>
+              <w:left w:w="130" w:type="dxa"/>
+              <w:bottom w:w="65" w:type="dxa"/>
+              <w:right w:w="130" w:type="dxa"/>
             </w:tcMar>
             <w:vAlign w:val="center"/>
           </w:tcPr>
@@ -1440,10 +1440,10 @@
               <w:right w:val="single" w:sz="6" w:color="000000"/>
             </w:tcBorders>
             <w:tcMar>
-              <w:top w:w="45" w:type="dxa"/>
-              <w:start w:w="90" w:type="dxa"/>
-              <w:bottom w:w="45" w:type="dxa"/>
-              <w:end w:w="90" w:type="dxa"/>
+              <w:top w:w="65" w:type="dxa"/>
+              <w:left w:w="130" w:type="dxa"/>
+              <w:bottom w:w="65" w:type="dxa"/>
+              <w:right w:w="130" w:type="dxa"/>
             </w:tcMar>
             <w:vAlign w:val="center"/>
           </w:tcPr>
@@ -1472,10 +1472,10 @@
               <w:right w:val="single" w:sz="6" w:color="000000"/>
             </w:tcBorders>
             <w:tcMar>
-              <w:top w:w="45" w:type="dxa"/>
-              <w:start w:w="90" w:type="dxa"/>
-              <w:bottom w:w="45" w:type="dxa"/>
-              <w:end w:w="90" w:type="dxa"/>
+              <w:top w:w="65" w:type="dxa"/>
+              <w:left w:w="130" w:type="dxa"/>
+              <w:bottom w:w="65" w:type="dxa"/>
+              <w:right w:w="130" w:type="dxa"/>
             </w:tcMar>
             <w:vAlign w:val="center"/>
           </w:tcPr>
@@ -1504,10 +1504,10 @@
               <w:right w:val="single" w:sz="6" w:color="000000"/>
             </w:tcBorders>
             <w:tcMar>
-              <w:top w:w="45" w:type="dxa"/>
-              <w:start w:w="90" w:type="dxa"/>
-              <w:bottom w:w="45" w:type="dxa"/>
-              <w:end w:w="90" w:type="dxa"/>
+              <w:top w:w="65" w:type="dxa"/>
+              <w:left w:w="130" w:type="dxa"/>
+              <w:bottom w:w="65" w:type="dxa"/>
+              <w:right w:w="130" w:type="dxa"/>
             </w:tcMar>
             <w:vAlign w:val="center"/>
           </w:tcPr>
@@ -1536,10 +1536,10 @@
               <w:right w:val="single" w:sz="6" w:color="000000"/>
             </w:tcBorders>
             <w:tcMar>
-              <w:top w:w="45" w:type="dxa"/>
-              <w:start w:w="90" w:type="dxa"/>
-              <w:bottom w:w="45" w:type="dxa"/>
-              <w:end w:w="90" w:type="dxa"/>
+              <w:top w:w="65" w:type="dxa"/>
+              <w:left w:w="130" w:type="dxa"/>
+              <w:bottom w:w="65" w:type="dxa"/>
+              <w:right w:w="130" w:type="dxa"/>
             </w:tcMar>
             <w:vAlign w:val="center"/>
           </w:tcPr>
@@ -1573,10 +1573,10 @@
               <w:right w:val="single" w:sz="6" w:color="000000"/>
             </w:tcBorders>
             <w:tcMar>
-              <w:top w:w="45" w:type="dxa"/>
-              <w:start w:w="90" w:type="dxa"/>
-              <w:bottom w:w="45" w:type="dxa"/>
-              <w:end w:w="90" w:type="dxa"/>
+              <w:top w:w="65" w:type="dxa"/>
+              <w:left w:w="130" w:type="dxa"/>
+              <w:bottom w:w="65" w:type="dxa"/>
+              <w:right w:w="130" w:type="dxa"/>
             </w:tcMar>
             <w:vAlign w:val="center"/>
           </w:tcPr>
@@ -1605,10 +1605,10 @@
               <w:right w:val="single" w:sz="6" w:color="000000"/>
             </w:tcBorders>
             <w:tcMar>
-              <w:top w:w="45" w:type="dxa"/>
-              <w:start w:w="90" w:type="dxa"/>
-              <w:bottom w:w="45" w:type="dxa"/>
-              <w:end w:w="90" w:type="dxa"/>
+              <w:top w:w="65" w:type="dxa"/>
+              <w:left w:w="130" w:type="dxa"/>
+              <w:bottom w:w="65" w:type="dxa"/>
+              <w:right w:w="130" w:type="dxa"/>
             </w:tcMar>
             <w:vAlign w:val="center"/>
           </w:tcPr>
@@ -1637,10 +1637,10 @@
               <w:right w:val="single" w:sz="6" w:color="000000"/>
             </w:tcBorders>
             <w:tcMar>
-              <w:top w:w="45" w:type="dxa"/>
-              <w:start w:w="90" w:type="dxa"/>
-              <w:bottom w:w="45" w:type="dxa"/>
-              <w:end w:w="90" w:type="dxa"/>
+              <w:top w:w="65" w:type="dxa"/>
+              <w:left w:w="130" w:type="dxa"/>
+              <w:bottom w:w="65" w:type="dxa"/>
+              <w:right w:w="130" w:type="dxa"/>
             </w:tcMar>
             <w:vAlign w:val="center"/>
           </w:tcPr>
@@ -1669,10 +1669,10 @@
               <w:right w:val="single" w:sz="6" w:color="000000"/>
             </w:tcBorders>
             <w:tcMar>
-              <w:top w:w="45" w:type="dxa"/>
-              <w:start w:w="90" w:type="dxa"/>
-              <w:bottom w:w="45" w:type="dxa"/>
-              <w:end w:w="90" w:type="dxa"/>
+              <w:top w:w="65" w:type="dxa"/>
+              <w:left w:w="130" w:type="dxa"/>
+              <w:bottom w:w="65" w:type="dxa"/>
+              <w:right w:w="130" w:type="dxa"/>
             </w:tcMar>
             <w:vAlign w:val="center"/>
           </w:tcPr>
@@ -1701,10 +1701,10 @@
               <w:right w:val="single" w:sz="6" w:color="000000"/>
             </w:tcBorders>
             <w:tcMar>
-              <w:top w:w="45" w:type="dxa"/>
-              <w:start w:w="90" w:type="dxa"/>
-              <w:bottom w:w="45" w:type="dxa"/>
-              <w:end w:w="90" w:type="dxa"/>
+              <w:top w:w="65" w:type="dxa"/>
+              <w:left w:w="130" w:type="dxa"/>
+              <w:bottom w:w="65" w:type="dxa"/>
+              <w:right w:w="130" w:type="dxa"/>
             </w:tcMar>
             <w:vAlign w:val="center"/>
           </w:tcPr>
@@ -1733,10 +1733,10 @@
               <w:right w:val="single" w:sz="6" w:color="000000"/>
             </w:tcBorders>
             <w:tcMar>
-              <w:top w:w="45" w:type="dxa"/>
-              <w:start w:w="90" w:type="dxa"/>
-              <w:bottom w:w="45" w:type="dxa"/>
-              <w:end w:w="90" w:type="dxa"/>
+              <w:top w:w="65" w:type="dxa"/>
+              <w:left w:w="130" w:type="dxa"/>
+              <w:bottom w:w="65" w:type="dxa"/>
+              <w:right w:w="130" w:type="dxa"/>
             </w:tcMar>
             <w:vAlign w:val="center"/>
           </w:tcPr>
@@ -1770,10 +1770,10 @@
               <w:right w:val="single" w:sz="6" w:color="000000"/>
             </w:tcBorders>
             <w:tcMar>
-              <w:top w:w="45" w:type="dxa"/>
-              <w:start w:w="90" w:type="dxa"/>
-              <w:bottom w:w="45" w:type="dxa"/>
-              <w:end w:w="90" w:type="dxa"/>
+              <w:top w:w="65" w:type="dxa"/>
+              <w:left w:w="130" w:type="dxa"/>
+              <w:bottom w:w="65" w:type="dxa"/>
+              <w:right w:w="130" w:type="dxa"/>
             </w:tcMar>
             <w:vAlign w:val="center"/>
           </w:tcPr>
@@ -1802,10 +1802,10 @@
               <w:right w:val="single" w:sz="6" w:color="000000"/>
             </w:tcBorders>
             <w:tcMar>
-              <w:top w:w="45" w:type="dxa"/>
-              <w:start w:w="90" w:type="dxa"/>
-              <w:bottom w:w="45" w:type="dxa"/>
-              <w:end w:w="90" w:type="dxa"/>
+              <w:top w:w="65" w:type="dxa"/>
+              <w:left w:w="130" w:type="dxa"/>
+              <w:bottom w:w="65" w:type="dxa"/>
+              <w:right w:w="130" w:type="dxa"/>
             </w:tcMar>
             <w:vAlign w:val="center"/>
           </w:tcPr>
@@ -1834,10 +1834,10 @@
               <w:right w:val="single" w:sz="6" w:color="000000"/>
             </w:tcBorders>
             <w:tcMar>
-              <w:top w:w="45" w:type="dxa"/>
-              <w:start w:w="90" w:type="dxa"/>
-              <w:bottom w:w="45" w:type="dxa"/>
-              <w:end w:w="90" w:type="dxa"/>
+              <w:top w:w="65" w:type="dxa"/>
+              <w:left w:w="130" w:type="dxa"/>
+              <w:bottom w:w="65" w:type="dxa"/>
+              <w:right w:w="130" w:type="dxa"/>
             </w:tcMar>
             <w:vAlign w:val="center"/>
           </w:tcPr>
@@ -1866,10 +1866,10 @@
               <w:right w:val="single" w:sz="6" w:color="000000"/>
             </w:tcBorders>
             <w:tcMar>
-              <w:top w:w="45" w:type="dxa"/>
-              <w:start w:w="90" w:type="dxa"/>
-              <w:bottom w:w="45" w:type="dxa"/>
-              <w:end w:w="90" w:type="dxa"/>
+              <w:top w:w="65" w:type="dxa"/>
+              <w:left w:w="130" w:type="dxa"/>
+              <w:bottom w:w="65" w:type="dxa"/>
+              <w:right w:w="130" w:type="dxa"/>
             </w:tcMar>
             <w:vAlign w:val="center"/>
           </w:tcPr>
@@ -1898,10 +1898,10 @@
               <w:right w:val="single" w:sz="6" w:color="000000"/>
             </w:tcBorders>
             <w:tcMar>
-              <w:top w:w="45" w:type="dxa"/>
-              <w:start w:w="90" w:type="dxa"/>
-              <w:bottom w:w="45" w:type="dxa"/>
-              <w:end w:w="90" w:type="dxa"/>
+              <w:top w:w="65" w:type="dxa"/>
+              <w:left w:w="130" w:type="dxa"/>
+              <w:bottom w:w="65" w:type="dxa"/>
+              <w:right w:w="130" w:type="dxa"/>
             </w:tcMar>
             <w:vAlign w:val="center"/>
           </w:tcPr>
@@ -1930,10 +1930,10 @@
               <w:right w:val="single" w:sz="6" w:color="000000"/>
             </w:tcBorders>
             <w:tcMar>
-              <w:top w:w="45" w:type="dxa"/>
-              <w:start w:w="90" w:type="dxa"/>
-              <w:bottom w:w="45" w:type="dxa"/>
-              <w:end w:w="90" w:type="dxa"/>
+              <w:top w:w="65" w:type="dxa"/>
+              <w:left w:w="130" w:type="dxa"/>
+              <w:bottom w:w="65" w:type="dxa"/>
+              <w:right w:w="130" w:type="dxa"/>
             </w:tcMar>
             <w:vAlign w:val="center"/>
           </w:tcPr>
@@ -1967,10 +1967,10 @@
               <w:right w:val="single" w:sz="6" w:color="000000"/>
             </w:tcBorders>
             <w:tcMar>
-              <w:top w:w="45" w:type="dxa"/>
-              <w:start w:w="90" w:type="dxa"/>
-              <w:bottom w:w="45" w:type="dxa"/>
-              <w:end w:w="90" w:type="dxa"/>
+              <w:top w:w="65" w:type="dxa"/>
+              <w:left w:w="130" w:type="dxa"/>
+              <w:bottom w:w="65" w:type="dxa"/>
+              <w:right w:w="130" w:type="dxa"/>
             </w:tcMar>
             <w:vAlign w:val="center"/>
           </w:tcPr>
@@ -1999,10 +1999,10 @@
               <w:right w:val="single" w:sz="6" w:color="000000"/>
             </w:tcBorders>
             <w:tcMar>
-              <w:top w:w="45" w:type="dxa"/>
-              <w:start w:w="90" w:type="dxa"/>
-              <w:bottom w:w="45" w:type="dxa"/>
-              <w:end w:w="90" w:type="dxa"/>
+              <w:top w:w="65" w:type="dxa"/>
+              <w:left w:w="130" w:type="dxa"/>
+              <w:bottom w:w="65" w:type="dxa"/>
+              <w:right w:w="130" w:type="dxa"/>
             </w:tcMar>
             <w:vAlign w:val="center"/>
           </w:tcPr>
@@ -2031,10 +2031,10 @@
               <w:right w:val="single" w:sz="6" w:color="000000"/>
             </w:tcBorders>
             <w:tcMar>
-              <w:top w:w="45" w:type="dxa"/>
-              <w:start w:w="90" w:type="dxa"/>
-              <w:bottom w:w="45" w:type="dxa"/>
-              <w:end w:w="90" w:type="dxa"/>
+              <w:top w:w="65" w:type="dxa"/>
+              <w:left w:w="130" w:type="dxa"/>
+              <w:bottom w:w="65" w:type="dxa"/>
+              <w:right w:w="130" w:type="dxa"/>
             </w:tcMar>
             <w:vAlign w:val="center"/>
           </w:tcPr>
@@ -2063,10 +2063,10 @@
               <w:right w:val="single" w:sz="6" w:color="000000"/>
             </w:tcBorders>
             <w:tcMar>
-              <w:top w:w="45" w:type="dxa"/>
-              <w:start w:w="90" w:type="dxa"/>
-              <w:bottom w:w="45" w:type="dxa"/>
-              <w:end w:w="90" w:type="dxa"/>
+              <w:top w:w="65" w:type="dxa"/>
+              <w:left w:w="130" w:type="dxa"/>
+              <w:bottom w:w="65" w:type="dxa"/>
+              <w:right w:w="130" w:type="dxa"/>
             </w:tcMar>
             <w:vAlign w:val="center"/>
           </w:tcPr>
@@ -2095,10 +2095,10 @@
               <w:right w:val="single" w:sz="6" w:color="000000"/>
             </w:tcBorders>
             <w:tcMar>
-              <w:top w:w="45" w:type="dxa"/>
-              <w:start w:w="90" w:type="dxa"/>
-              <w:bottom w:w="45" w:type="dxa"/>
-              <w:end w:w="90" w:type="dxa"/>
+              <w:top w:w="65" w:type="dxa"/>
+              <w:left w:w="130" w:type="dxa"/>
+              <w:bottom w:w="65" w:type="dxa"/>
+              <w:right w:w="130" w:type="dxa"/>
             </w:tcMar>
             <w:vAlign w:val="center"/>
           </w:tcPr>
@@ -2127,10 +2127,10 @@
               <w:right w:val="single" w:sz="6" w:color="000000"/>
             </w:tcBorders>
             <w:tcMar>
-              <w:top w:w="45" w:type="dxa"/>
-              <w:start w:w="90" w:type="dxa"/>
-              <w:bottom w:w="45" w:type="dxa"/>
-              <w:end w:w="90" w:type="dxa"/>
+              <w:top w:w="65" w:type="dxa"/>
+              <w:left w:w="130" w:type="dxa"/>
+              <w:bottom w:w="65" w:type="dxa"/>
+              <w:right w:w="130" w:type="dxa"/>
             </w:tcMar>
             <w:vAlign w:val="center"/>
           </w:tcPr>
@@ -2165,10 +2165,10 @@
               <w:right w:val="single" w:sz="6" w:color="000000"/>
             </w:tcBorders>
             <w:tcMar>
-              <w:top w:w="45" w:type="dxa"/>
-              <w:start w:w="90" w:type="dxa"/>
-              <w:bottom w:w="45" w:type="dxa"/>
-              <w:end w:w="90" w:type="dxa"/>
+              <w:top w:w="65" w:type="dxa"/>
+              <w:left w:w="130" w:type="dxa"/>
+              <w:bottom w:w="65" w:type="dxa"/>
+              <w:right w:w="130" w:type="dxa"/>
             </w:tcMar>
             <w:vAlign w:val="center"/>
           </w:tcPr>
@@ -2198,10 +2198,10 @@
               <w:right w:val="single" w:sz="6" w:color="000000"/>
             </w:tcBorders>
             <w:tcMar>
-              <w:top w:w="45" w:type="dxa"/>
-              <w:start w:w="90" w:type="dxa"/>
-              <w:bottom w:w="45" w:type="dxa"/>
-              <w:end w:w="90" w:type="dxa"/>
+              <w:top w:w="65" w:type="dxa"/>
+              <w:left w:w="130" w:type="dxa"/>
+              <w:bottom w:w="65" w:type="dxa"/>
+              <w:right w:w="130" w:type="dxa"/>
             </w:tcMar>
             <w:vAlign w:val="center"/>
           </w:tcPr>
@@ -2237,10 +2237,10 @@
               <w:right w:val="single" w:sz="6" w:color="000000"/>
             </w:tcBorders>
             <w:tcMar>
-              <w:top w:w="45" w:type="dxa"/>
-              <w:start w:w="90" w:type="dxa"/>
-              <w:bottom w:w="45" w:type="dxa"/>
-              <w:end w:w="90" w:type="dxa"/>
+              <w:top w:w="65" w:type="dxa"/>
+              <w:left w:w="130" w:type="dxa"/>
+              <w:bottom w:w="65" w:type="dxa"/>
+              <w:right w:w="130" w:type="dxa"/>
             </w:tcMar>
             <w:vAlign w:val="center"/>
           </w:tcPr>
@@ -2270,10 +2270,10 @@
               <w:right w:val="single" w:sz="6" w:color="000000"/>
             </w:tcBorders>
             <w:tcMar>
-              <w:top w:w="45" w:type="dxa"/>
-              <w:start w:w="90" w:type="dxa"/>
-              <w:bottom w:w="45" w:type="dxa"/>
-              <w:end w:w="90" w:type="dxa"/>
+              <w:top w:w="65" w:type="dxa"/>
+              <w:left w:w="130" w:type="dxa"/>
+              <w:bottom w:w="65" w:type="dxa"/>
+              <w:right w:w="130" w:type="dxa"/>
             </w:tcMar>
             <w:vAlign w:val="center"/>
           </w:tcPr>
@@ -2399,9 +2399,9 @@
             </w:tcBorders>
             <w:tcMar>
               <w:top w:w="45" w:type="dxa"/>
-              <w:start w:w="20" w:type="dxa"/>
+              <w:left w:w="20" w:type="dxa"/>
               <w:bottom w:w="35" w:type="dxa"/>
-              <w:end w:w="20" w:type="dxa"/>
+              <w:right w:w="20" w:type="dxa"/>
             </w:tcMar>
             <w:vAlign w:val="center"/>
           </w:tcPr>
@@ -2432,9 +2432,9 @@
             </w:tcBorders>
             <w:tcMar>
               <w:top w:w="45" w:type="dxa"/>
-              <w:start w:w="20" w:type="dxa"/>
+              <w:left w:w="20" w:type="dxa"/>
               <w:bottom w:w="35" w:type="dxa"/>
-              <w:end w:w="20" w:type="dxa"/>
+              <w:right w:w="20" w:type="dxa"/>
             </w:tcMar>
             <w:vAlign w:val="center"/>
           </w:tcPr>
@@ -2461,7 +2461,7 @@
         <w:pBdr>
           <w:top w:val="dashed" w:sz="6" w:space="4" w:color="000000"/>
         </w:pBdr>
-        <w:spacing w:before="1500" w:after="80" w:line="240" w:lineRule="auto"/>
+        <w:spacing w:before="800" w:after="80" w:line="240" w:lineRule="auto"/>
         <w:jc w:val="center"/>
       </w:pPr>
       <w:r>
@@ -2509,10 +2509,10 @@
               <w:right w:val="single" w:sz="6" w:color="000000"/>
             </w:tcBorders>
             <w:tcMar>
-              <w:top w:w="45" w:type="dxa"/>
-              <w:start w:w="90" w:type="dxa"/>
-              <w:bottom w:w="45" w:type="dxa"/>
-              <w:end w:w="90" w:type="dxa"/>
+              <w:top w:w="65" w:type="dxa"/>
+              <w:left w:w="130" w:type="dxa"/>
+              <w:bottom w:w="65" w:type="dxa"/>
+              <w:right w:w="130" w:type="dxa"/>
             </w:tcMar>
             <w:vAlign w:val="center"/>
           </w:tcPr>
@@ -2568,10 +2568,10 @@
               <w:right w:val="single" w:sz="6" w:color="000000"/>
             </w:tcBorders>
             <w:tcMar>
-              <w:top w:w="45" w:type="dxa"/>
-              <w:start w:w="90" w:type="dxa"/>
-              <w:bottom w:w="45" w:type="dxa"/>
-              <w:end w:w="90" w:type="dxa"/>
+              <w:top w:w="65" w:type="dxa"/>
+              <w:left w:w="130" w:type="dxa"/>
+              <w:bottom w:w="65" w:type="dxa"/>
+              <w:right w:w="130" w:type="dxa"/>
             </w:tcMar>
             <w:vAlign w:val="center"/>
           </w:tcPr>
@@ -2626,10 +2626,10 @@
             </w:tcBorders>
             <w:shd w:val="clear" w:color="auto" w:fill="E8E8E8"/>
             <w:tcMar>
-              <w:top w:w="45" w:type="dxa"/>
-              <w:start w:w="90" w:type="dxa"/>
-              <w:bottom w:w="45" w:type="dxa"/>
-              <w:end w:w="90" w:type="dxa"/>
+              <w:top w:w="65" w:type="dxa"/>
+              <w:left w:w="130" w:type="dxa"/>
+              <w:bottom w:w="65" w:type="dxa"/>
+              <w:right w:w="130" w:type="dxa"/>
             </w:tcMar>
             <w:vAlign w:val="center"/>
           </w:tcPr>
@@ -2678,10 +2678,10 @@
               <w:right w:val="single" w:sz="6" w:color="000000"/>
             </w:tcBorders>
             <w:tcMar>
-              <w:top w:w="45" w:type="dxa"/>
-              <w:start w:w="90" w:type="dxa"/>
-              <w:bottom w:w="45" w:type="dxa"/>
-              <w:end w:w="90" w:type="dxa"/>
+              <w:top w:w="65" w:type="dxa"/>
+              <w:left w:w="130" w:type="dxa"/>
+              <w:bottom w:w="65" w:type="dxa"/>
+              <w:right w:w="130" w:type="dxa"/>
             </w:tcMar>
             <w:vAlign w:val="center"/>
           </w:tcPr>
@@ -2711,10 +2711,10 @@
               <w:right w:val="single" w:sz="6" w:color="000000"/>
             </w:tcBorders>
             <w:tcMar>
-              <w:top w:w="45" w:type="dxa"/>
-              <w:start w:w="90" w:type="dxa"/>
-              <w:bottom w:w="45" w:type="dxa"/>
-              <w:end w:w="90" w:type="dxa"/>
+              <w:top w:w="65" w:type="dxa"/>
+              <w:left w:w="130" w:type="dxa"/>
+              <w:bottom w:w="65" w:type="dxa"/>
+              <w:right w:w="130" w:type="dxa"/>
             </w:tcMar>
             <w:vAlign w:val="center"/>
           </w:tcPr>
@@ -2744,10 +2744,10 @@
               <w:right w:val="single" w:sz="6" w:color="000000"/>
             </w:tcBorders>
             <w:tcMar>
-              <w:top w:w="45" w:type="dxa"/>
-              <w:start w:w="90" w:type="dxa"/>
-              <w:bottom w:w="45" w:type="dxa"/>
-              <w:end w:w="90" w:type="dxa"/>
+              <w:top w:w="65" w:type="dxa"/>
+              <w:left w:w="130" w:type="dxa"/>
+              <w:bottom w:w="65" w:type="dxa"/>
+              <w:right w:w="130" w:type="dxa"/>
             </w:tcMar>
             <w:vAlign w:val="center"/>
           </w:tcPr>
@@ -2784,10 +2784,10 @@
               <w:right w:val="single" w:sz="6" w:color="000000"/>
             </w:tcBorders>
             <w:tcMar>
-              <w:top w:w="45" w:type="dxa"/>
-              <w:start w:w="90" w:type="dxa"/>
-              <w:bottom w:w="45" w:type="dxa"/>
-              <w:end w:w="90" w:type="dxa"/>
+              <w:top w:w="65" w:type="dxa"/>
+              <w:left w:w="130" w:type="dxa"/>
+              <w:bottom w:w="65" w:type="dxa"/>
+              <w:right w:w="130" w:type="dxa"/>
             </w:tcMar>
             <w:vAlign w:val="center"/>
           </w:tcPr>
@@ -2818,10 +2818,10 @@
               <w:right w:val="single" w:sz="6" w:color="000000"/>
             </w:tcBorders>
             <w:tcMar>
-              <w:top w:w="45" w:type="dxa"/>
-              <w:start w:w="90" w:type="dxa"/>
-              <w:bottom w:w="45" w:type="dxa"/>
-              <w:end w:w="90" w:type="dxa"/>
+              <w:top w:w="65" w:type="dxa"/>
+              <w:left w:w="130" w:type="dxa"/>
+              <w:bottom w:w="65" w:type="dxa"/>
+              <w:right w:w="130" w:type="dxa"/>
             </w:tcMar>
             <w:vAlign w:val="top"/>
           </w:tcPr>
